--- a/01-嵌入式操作系统及应用/01-教案/嵌入式操作系统及应用-14.docx
+++ b/01-嵌入式操作系统及应用/01-教案/嵌入式操作系统及应用-14.docx
@@ -119,6 +119,155 @@
             <w:insideH w:val="single" w:color="auto" w:sz="4" w:space="0"/>
             <w:insideV w:val="single" w:color="auto" w:sz="4" w:space="0"/>
           </w:tblBorders>
+          <w:tblCellMar>
+            <w:top w:w="0" w:type="dxa"/>
+            <w:left w:w="108" w:type="dxa"/>
+            <w:bottom w:w="0" w:type="dxa"/>
+            <w:right w:w="108" w:type="dxa"/>
+          </w:tblCellMar>
+        </w:tblPrEx>
+        <w:trPr>
+          <w:trHeight w:val="567" w:hRule="exact"/>
+        </w:trPr>
+        <w:tc>
+          <w:tcPr>
+            <w:tcW w:w="2506" w:type="dxa"/>
+            <w:tcBorders>
+              <w:top w:val="single" w:color="auto" w:sz="4" w:space="0"/>
+              <w:left w:val="single" w:color="auto" w:sz="4" w:space="0"/>
+              <w:bottom w:val="single" w:color="auto" w:sz="4" w:space="0"/>
+              <w:right w:val="single" w:color="auto" w:sz="4" w:space="0"/>
+            </w:tcBorders>
+            <w:shd w:val="clear" w:color="auto" w:fill="FFFFFF"/>
+            <w:vAlign w:val="center"/>
+          </w:tcPr>
+          <w:p>
+            <w:pPr>
+              <w:ind w:left="186" w:leftChars="1" w:hanging="184" w:hangingChars="84"/>
+              <w:jc w:val="center"/>
+              <w:rPr>
+                <w:rFonts w:ascii="宋体" w:hAnsi="宋体"/>
+              </w:rPr>
+            </w:pPr>
+            <w:r>
+              <w:rPr>
+                <w:rFonts w:hint="eastAsia" w:ascii="宋体" w:hAnsi="宋体"/>
+              </w:rPr>
+              <w:t>课程名称</w:t>
+            </w:r>
+          </w:p>
+        </w:tc>
+        <w:tc>
+          <w:tcPr>
+            <w:tcW w:w="2892" w:type="dxa"/>
+            <w:gridSpan w:val="2"/>
+            <w:tcBorders>
+              <w:top w:val="single" w:color="auto" w:sz="4" w:space="0"/>
+              <w:left w:val="single" w:color="auto" w:sz="4" w:space="0"/>
+              <w:bottom w:val="single" w:color="auto" w:sz="4" w:space="0"/>
+              <w:right w:val="single" w:color="auto" w:sz="4" w:space="0"/>
+            </w:tcBorders>
+            <w:shd w:val="clear" w:color="auto" w:fill="FFFFFF"/>
+            <w:vAlign w:val="center"/>
+          </w:tcPr>
+          <w:p>
+            <w:pPr>
+              <w:jc w:val="center"/>
+              <w:rPr>
+                <w:rFonts w:hint="default" w:ascii="宋体" w:hAnsi="宋体" w:eastAsia="宋体" w:cs="宋体"/>
+                <w:sz w:val="21"/>
+                <w:szCs w:val="21"/>
+                <w:lang w:val="en-US"/>
+              </w:rPr>
+            </w:pPr>
+            <w:r>
+              <w:rPr>
+                <w:rFonts w:hint="eastAsia" w:ascii="宋体" w:hAnsi="宋体" w:eastAsia="宋体" w:cs="宋体"/>
+                <w:sz w:val="21"/>
+                <w:szCs w:val="21"/>
+                <w:lang w:eastAsia="zh-CN"/>
+              </w:rPr>
+              <w:t>嵌入式操作系统及应用</w:t>
+            </w:r>
+          </w:p>
+        </w:tc>
+        <w:tc>
+          <w:tcPr>
+            <w:tcW w:w="1588" w:type="dxa"/>
+            <w:tcBorders>
+              <w:top w:val="single" w:color="auto" w:sz="4" w:space="0"/>
+              <w:left w:val="single" w:color="auto" w:sz="4" w:space="0"/>
+              <w:bottom w:val="single" w:color="auto" w:sz="4" w:space="0"/>
+              <w:right w:val="single" w:color="auto" w:sz="4" w:space="0"/>
+            </w:tcBorders>
+            <w:shd w:val="clear" w:color="auto" w:fill="FFFFFF"/>
+            <w:vAlign w:val="center"/>
+          </w:tcPr>
+          <w:p>
+            <w:pPr>
+              <w:jc w:val="center"/>
+              <w:rPr>
+                <w:rFonts w:ascii="宋体" w:hAnsi="宋体"/>
+              </w:rPr>
+            </w:pPr>
+            <w:r>
+              <w:rPr>
+                <w:rFonts w:hint="eastAsia" w:ascii="宋体" w:hAnsi="宋体"/>
+              </w:rPr>
+              <w:t>授课日期</w:t>
+            </w:r>
+          </w:p>
+        </w:tc>
+        <w:tc>
+          <w:tcPr>
+            <w:tcW w:w="2964" w:type="dxa"/>
+            <w:tcBorders>
+              <w:top w:val="single" w:color="auto" w:sz="4" w:space="0"/>
+              <w:left w:val="single" w:color="auto" w:sz="4" w:space="0"/>
+              <w:bottom w:val="single" w:color="auto" w:sz="4" w:space="0"/>
+              <w:right w:val="single" w:color="auto" w:sz="4" w:space="0"/>
+            </w:tcBorders>
+            <w:shd w:val="clear" w:color="auto" w:fill="FFFFFF"/>
+            <w:vAlign w:val="center"/>
+          </w:tcPr>
+          <w:p>
+            <w:pPr>
+              <w:jc w:val="center"/>
+              <w:rPr>
+                <w:rFonts w:hint="default" w:ascii="宋体" w:hAnsi="宋体" w:eastAsia="宋体" w:cs="宋体"/>
+                <w:sz w:val="21"/>
+                <w:szCs w:val="21"/>
+                <w:lang w:val="en-US" w:eastAsia="zh-CN"/>
+              </w:rPr>
+            </w:pPr>
+            <w:r>
+              <w:rPr>
+                <w:rFonts w:ascii="Segoe UI" w:hAnsi="Segoe UI" w:eastAsia="Segoe UI" w:cs="Segoe UI"/>
+                <w:i w:val="0"/>
+                <w:iCs w:val="0"/>
+                <w:caps w:val="0"/>
+                <w:spacing w:val="0"/>
+                <w:sz w:val="16"/>
+                <w:szCs w:val="16"/>
+                <w:shd w:val="clear" w:fill="FBFBFB"/>
+              </w:rPr>
+              <w:t>2025-11-14</w:t>
+            </w:r>
+            <w:bookmarkStart w:id="0" w:name="_GoBack"/>
+            <w:bookmarkEnd w:id="0"/>
+          </w:p>
+        </w:tc>
+      </w:tr>
+      <w:tr>
+        <w:tblPrEx>
+          <w:tblBorders>
+            <w:top w:val="single" w:color="auto" w:sz="4" w:space="0"/>
+            <w:left w:val="single" w:color="auto" w:sz="4" w:space="0"/>
+            <w:bottom w:val="single" w:color="auto" w:sz="4" w:space="0"/>
+            <w:right w:val="single" w:color="auto" w:sz="4" w:space="0"/>
+            <w:insideH w:val="single" w:color="auto" w:sz="4" w:space="0"/>
+            <w:insideV w:val="single" w:color="auto" w:sz="4" w:space="0"/>
+          </w:tblBorders>
           <w:shd w:val="clear" w:color="auto" w:fill="FFFFFF"/>
           <w:tblCellMar>
             <w:top w:w="0" w:type="dxa"/>
@@ -144,7 +293,6 @@
           </w:tcPr>
           <w:p>
             <w:pPr>
-              <w:ind w:left="186" w:leftChars="1" w:hanging="184" w:hangingChars="84"/>
               <w:jc w:val="center"/>
               <w:rPr>
                 <w:rFonts w:ascii="宋体" w:hAnsi="宋体"/>
@@ -154,7 +302,7 @@
               <w:rPr>
                 <w:rFonts w:hint="eastAsia" w:ascii="宋体" w:hAnsi="宋体"/>
               </w:rPr>
-              <w:t>课程名称</w:t>
+              <w:t>班    级</w:t>
             </w:r>
           </w:p>
         </w:tc>
@@ -175,10 +323,10 @@
             <w:pPr>
               <w:jc w:val="center"/>
               <w:rPr>
-                <w:rFonts w:hint="default" w:ascii="宋体" w:hAnsi="宋体" w:eastAsia="宋体" w:cs="宋体"/>
-                <w:sz w:val="21"/>
-                <w:szCs w:val="21"/>
-                <w:lang w:val="en-US"/>
+                <w:rFonts w:hint="eastAsia" w:ascii="宋体" w:hAnsi="宋体" w:eastAsia="微软雅黑" w:cs="宋体"/>
+                <w:sz w:val="21"/>
+                <w:szCs w:val="21"/>
+                <w:lang w:val="en-US" w:eastAsia="zh-CN"/>
               </w:rPr>
             </w:pPr>
             <w:r>
@@ -188,7 +336,7 @@
                 <w:szCs w:val="21"/>
                 <w:lang w:eastAsia="zh-CN"/>
               </w:rPr>
-              <w:t>嵌入式操作系统及应用</w:t>
+              <w:t>物联网2411</w:t>
             </w:r>
           </w:p>
         </w:tc>
@@ -215,7 +363,7 @@
               <w:rPr>
                 <w:rFonts w:hint="eastAsia" w:ascii="宋体" w:hAnsi="宋体"/>
               </w:rPr>
-              <w:t>授课日期</w:t>
+              <w:t>课堂类型</w:t>
             </w:r>
           </w:p>
         </w:tc>
@@ -235,12 +383,21 @@
             <w:pPr>
               <w:jc w:val="center"/>
               <w:rPr>
-                <w:rFonts w:hint="default" w:ascii="宋体" w:hAnsi="宋体" w:eastAsia="宋体" w:cs="宋体"/>
+                <w:rFonts w:hint="eastAsia" w:ascii="宋体" w:hAnsi="宋体" w:eastAsia="宋体" w:cs="宋体"/>
+                <w:sz w:val="21"/>
+                <w:szCs w:val="21"/>
+                <w:lang w:eastAsia="zh-CN"/>
+              </w:rPr>
+            </w:pPr>
+            <w:r>
+              <w:rPr>
+                <w:rFonts w:hint="eastAsia" w:ascii="宋体" w:hAnsi="宋体" w:eastAsia="宋体" w:cs="宋体"/>
                 <w:sz w:val="21"/>
                 <w:szCs w:val="21"/>
                 <w:lang w:val="en-US" w:eastAsia="zh-CN"/>
               </w:rPr>
-            </w:pPr>
+              <w:t>一体化</w:t>
+            </w:r>
           </w:p>
         </w:tc>
       </w:tr>
@@ -254,175 +411,7 @@
             <w:insideH w:val="single" w:color="auto" w:sz="4" w:space="0"/>
             <w:insideV w:val="single" w:color="auto" w:sz="4" w:space="0"/>
           </w:tblBorders>
-          <w:tblCellMar>
-            <w:top w:w="0" w:type="dxa"/>
-            <w:left w:w="108" w:type="dxa"/>
-            <w:bottom w:w="0" w:type="dxa"/>
-            <w:right w:w="108" w:type="dxa"/>
-          </w:tblCellMar>
-        </w:tblPrEx>
-        <w:trPr>
-          <w:trHeight w:val="567" w:hRule="exact"/>
-        </w:trPr>
-        <w:tc>
-          <w:tcPr>
-            <w:tcW w:w="2506" w:type="dxa"/>
-            <w:tcBorders>
-              <w:top w:val="single" w:color="auto" w:sz="4" w:space="0"/>
-              <w:left w:val="single" w:color="auto" w:sz="4" w:space="0"/>
-              <w:bottom w:val="single" w:color="auto" w:sz="4" w:space="0"/>
-              <w:right w:val="single" w:color="auto" w:sz="4" w:space="0"/>
-            </w:tcBorders>
-            <w:shd w:val="clear" w:color="auto" w:fill="FFFFFF"/>
-            <w:vAlign w:val="center"/>
-          </w:tcPr>
-          <w:p>
-            <w:pPr>
-              <w:jc w:val="center"/>
-              <w:rPr>
-                <w:rFonts w:ascii="宋体" w:hAnsi="宋体"/>
-              </w:rPr>
-            </w:pPr>
-            <w:r>
-              <w:rPr>
-                <w:rFonts w:hint="eastAsia" w:ascii="宋体" w:hAnsi="宋体"/>
-              </w:rPr>
-              <w:t>班    级</w:t>
-            </w:r>
-          </w:p>
-        </w:tc>
-        <w:tc>
-          <w:tcPr>
-            <w:tcW w:w="2892" w:type="dxa"/>
-            <w:gridSpan w:val="2"/>
-            <w:tcBorders>
-              <w:top w:val="single" w:color="auto" w:sz="4" w:space="0"/>
-              <w:left w:val="single" w:color="auto" w:sz="4" w:space="0"/>
-              <w:bottom w:val="single" w:color="auto" w:sz="4" w:space="0"/>
-              <w:right w:val="single" w:color="auto" w:sz="4" w:space="0"/>
-            </w:tcBorders>
-            <w:shd w:val="clear" w:color="auto" w:fill="FFFFFF"/>
-            <w:vAlign w:val="center"/>
-          </w:tcPr>
-          <w:p>
-            <w:pPr>
-              <w:jc w:val="center"/>
-              <w:rPr>
-                <w:rFonts w:hint="eastAsia" w:ascii="宋体" w:hAnsi="宋体" w:eastAsia="微软雅黑" w:cs="宋体"/>
-                <w:sz w:val="21"/>
-                <w:szCs w:val="21"/>
-                <w:lang w:val="en-US" w:eastAsia="zh-CN"/>
-              </w:rPr>
-            </w:pPr>
-            <w:r>
-              <w:rPr>
-                <w:rFonts w:hint="eastAsia" w:ascii="宋体" w:hAnsi="宋体" w:eastAsia="宋体" w:cs="宋体"/>
-                <w:sz w:val="21"/>
-                <w:szCs w:val="21"/>
-                <w:lang w:eastAsia="zh-CN"/>
-              </w:rPr>
-              <w:t>物联网2411</w:t>
-            </w:r>
-            <w:r>
-              <w:rPr>
-                <w:rFonts w:hint="eastAsia" w:ascii="宋体" w:hAnsi="宋体" w:eastAsia="宋体" w:cs="宋体"/>
-                <w:sz w:val="21"/>
-                <w:szCs w:val="21"/>
-                <w:lang w:val="en-US" w:eastAsia="zh-CN"/>
-              </w:rPr>
-              <w:t>|</w:t>
-            </w:r>
-            <w:r>
-              <w:rPr>
-                <w:rFonts w:hint="eastAsia" w:ascii="宋体" w:hAnsi="宋体" w:eastAsia="宋体" w:cs="宋体"/>
-                <w:sz w:val="21"/>
-                <w:szCs w:val="21"/>
-                <w:lang w:eastAsia="zh-CN"/>
-              </w:rPr>
-              <w:t>物联网241</w:t>
-            </w:r>
-            <w:r>
-              <w:rPr>
-                <w:rFonts w:hint="eastAsia" w:ascii="宋体" w:hAnsi="宋体" w:eastAsia="宋体" w:cs="宋体"/>
-                <w:sz w:val="21"/>
-                <w:szCs w:val="21"/>
-                <w:lang w:val="en-US" w:eastAsia="zh-CN"/>
-              </w:rPr>
-              <w:t>2</w:t>
-            </w:r>
-          </w:p>
-        </w:tc>
-        <w:tc>
-          <w:tcPr>
-            <w:tcW w:w="1588" w:type="dxa"/>
-            <w:tcBorders>
-              <w:top w:val="single" w:color="auto" w:sz="4" w:space="0"/>
-              <w:left w:val="single" w:color="auto" w:sz="4" w:space="0"/>
-              <w:bottom w:val="single" w:color="auto" w:sz="4" w:space="0"/>
-              <w:right w:val="single" w:color="auto" w:sz="4" w:space="0"/>
-            </w:tcBorders>
-            <w:shd w:val="clear" w:color="auto" w:fill="FFFFFF"/>
-            <w:vAlign w:val="center"/>
-          </w:tcPr>
-          <w:p>
-            <w:pPr>
-              <w:jc w:val="center"/>
-              <w:rPr>
-                <w:rFonts w:ascii="宋体" w:hAnsi="宋体"/>
-              </w:rPr>
-            </w:pPr>
-            <w:r>
-              <w:rPr>
-                <w:rFonts w:hint="eastAsia" w:ascii="宋体" w:hAnsi="宋体"/>
-              </w:rPr>
-              <w:t>课堂类型</w:t>
-            </w:r>
-          </w:p>
-        </w:tc>
-        <w:tc>
-          <w:tcPr>
-            <w:tcW w:w="2964" w:type="dxa"/>
-            <w:tcBorders>
-              <w:top w:val="single" w:color="auto" w:sz="4" w:space="0"/>
-              <w:left w:val="single" w:color="auto" w:sz="4" w:space="0"/>
-              <w:bottom w:val="single" w:color="auto" w:sz="4" w:space="0"/>
-              <w:right w:val="single" w:color="auto" w:sz="4" w:space="0"/>
-            </w:tcBorders>
-            <w:shd w:val="clear" w:color="auto" w:fill="FFFFFF"/>
-            <w:vAlign w:val="center"/>
-          </w:tcPr>
-          <w:p>
-            <w:pPr>
-              <w:jc w:val="center"/>
-              <w:rPr>
-                <w:rFonts w:hint="eastAsia" w:ascii="宋体" w:hAnsi="宋体" w:eastAsia="宋体" w:cs="宋体"/>
-                <w:sz w:val="21"/>
-                <w:szCs w:val="21"/>
-                <w:lang w:eastAsia="zh-CN"/>
-              </w:rPr>
-            </w:pPr>
-            <w:r>
-              <w:rPr>
-                <w:rFonts w:hint="eastAsia" w:ascii="宋体" w:hAnsi="宋体" w:eastAsia="宋体" w:cs="宋体"/>
-                <w:sz w:val="21"/>
-                <w:szCs w:val="21"/>
-                <w:lang w:val="en-US" w:eastAsia="zh-CN"/>
-              </w:rPr>
-              <w:t>一体化</w:t>
-            </w:r>
-          </w:p>
-        </w:tc>
-      </w:tr>
-      <w:tr>
-        <w:tblPrEx>
-          <w:tblBorders>
-            <w:top w:val="single" w:color="auto" w:sz="4" w:space="0"/>
-            <w:left w:val="single" w:color="auto" w:sz="4" w:space="0"/>
-            <w:bottom w:val="single" w:color="auto" w:sz="4" w:space="0"/>
-            <w:right w:val="single" w:color="auto" w:sz="4" w:space="0"/>
-            <w:insideH w:val="single" w:color="auto" w:sz="4" w:space="0"/>
-            <w:insideV w:val="single" w:color="auto" w:sz="4" w:space="0"/>
-          </w:tblBorders>
+          <w:shd w:val="clear" w:color="auto" w:fill="FFFFFF"/>
           <w:tblCellMar>
             <w:top w:w="0" w:type="dxa"/>
             <w:left w:w="108" w:type="dxa"/>
@@ -790,7 +779,6 @@
                 <w:spacing w:val="0"/>
                 <w:sz w:val="17"/>
                 <w:szCs w:val="17"/>
-                <w:bdr w:val="none" w:color="auto" w:sz="0" w:space="0"/>
                 <w:shd w:val="clear" w:fill="F0F0F0"/>
               </w:rPr>
               <w:t>lcd_init()</w:t>
@@ -820,7 +808,6 @@
                 <w:spacing w:val="0"/>
                 <w:sz w:val="17"/>
                 <w:szCs w:val="17"/>
-                <w:bdr w:val="none" w:color="auto" w:sz="0" w:space="0"/>
                 <w:shd w:val="clear" w:fill="F0F0F0"/>
               </w:rPr>
               <w:t>lcd_show_string()</w:t>
@@ -850,7 +837,6 @@
                 <w:spacing w:val="0"/>
                 <w:sz w:val="17"/>
                 <w:szCs w:val="17"/>
-                <w:bdr w:val="none" w:color="auto" w:sz="0" w:space="0"/>
                 <w:shd w:val="clear" w:fill="F0F0F0"/>
               </w:rPr>
               <w:t>lcd_draw_rectangle()</w:t>
@@ -1188,7 +1174,6 @@
                 <w:spacing w:val="0"/>
                 <w:sz w:val="17"/>
                 <w:szCs w:val="17"/>
-                <w:bdr w:val="none" w:color="auto" w:sz="0" w:space="0"/>
                 <w:shd w:val="clear" w:fill="F0F0F0"/>
               </w:rPr>
               <w:t>lcd_init()</w:t>
@@ -1218,7 +1203,6 @@
                 <w:spacing w:val="0"/>
                 <w:sz w:val="17"/>
                 <w:szCs w:val="17"/>
-                <w:bdr w:val="none" w:color="auto" w:sz="0" w:space="0"/>
                 <w:shd w:val="clear" w:fill="F0F0F0"/>
               </w:rPr>
               <w:t>lcd_show_string()</w:t>
@@ -1276,7 +1260,6 @@
                 <w:spacing w:val="0"/>
                 <w:sz w:val="17"/>
                 <w:szCs w:val="17"/>
-                <w:bdr w:val="none" w:color="auto" w:sz="0" w:space="0"/>
                 <w:shd w:val="clear" w:fill="F0F0F0"/>
               </w:rPr>
               <w:t>vendor/lockzhiner/rk2206/sample/BUILD.gn</w:t>
@@ -1306,7 +1289,6 @@
                 <w:spacing w:val="0"/>
                 <w:sz w:val="17"/>
                 <w:szCs w:val="17"/>
-                <w:bdr w:val="none" w:color="auto" w:sz="0" w:space="0"/>
                 <w:shd w:val="clear" w:fill="F0F0F0"/>
               </w:rPr>
               <w:t>./b0_lcd:lcd_example</w:t>
@@ -1336,7 +1318,6 @@
                 <w:spacing w:val="0"/>
                 <w:sz w:val="17"/>
                 <w:szCs w:val="17"/>
-                <w:bdr w:val="none" w:color="auto" w:sz="0" w:space="0"/>
                 <w:shd w:val="clear" w:fill="F0F0F0"/>
               </w:rPr>
               <w:t>Makefile</w:t>
@@ -1366,7 +1347,6 @@
                 <w:spacing w:val="0"/>
                 <w:sz w:val="17"/>
                 <w:szCs w:val="17"/>
-                <w:bdr w:val="none" w:color="auto" w:sz="0" w:space="0"/>
                 <w:shd w:val="clear" w:fill="F0F0F0"/>
               </w:rPr>
               <w:t>-llcd_example</w:t>
@@ -1496,6 +1476,99 @@
                 <w:shd w:val="clear" w:fill="FFFFFF"/>
               </w:rPr>
               <w:t>- 坐标计算：LCD显示区域的x/y坐标范围（如ST7789V常见240×320）匹配。</w:t>
+            </w:r>
+          </w:p>
+        </w:tc>
+      </w:tr>
+      <w:tr>
+        <w:tblPrEx>
+          <w:tblBorders>
+            <w:top w:val="single" w:color="auto" w:sz="4" w:space="0"/>
+            <w:left w:val="single" w:color="auto" w:sz="4" w:space="0"/>
+            <w:bottom w:val="single" w:color="auto" w:sz="4" w:space="0"/>
+            <w:right w:val="single" w:color="auto" w:sz="4" w:space="0"/>
+            <w:insideH w:val="single" w:color="auto" w:sz="4" w:space="0"/>
+            <w:insideV w:val="single" w:color="auto" w:sz="4" w:space="0"/>
+          </w:tblBorders>
+          <w:tblCellMar>
+            <w:top w:w="0" w:type="dxa"/>
+            <w:left w:w="108" w:type="dxa"/>
+            <w:bottom w:w="0" w:type="dxa"/>
+            <w:right w:w="108" w:type="dxa"/>
+          </w:tblCellMar>
+        </w:tblPrEx>
+        <w:trPr>
+          <w:trHeight w:val="710" w:hRule="exact"/>
+        </w:trPr>
+        <w:tc>
+          <w:tcPr>
+            <w:tcW w:w="2506" w:type="dxa"/>
+            <w:tcBorders>
+              <w:top w:val="single" w:color="auto" w:sz="4" w:space="0"/>
+              <w:left w:val="single" w:color="auto" w:sz="4" w:space="0"/>
+              <w:bottom w:val="single" w:color="auto" w:sz="4" w:space="0"/>
+              <w:right w:val="single" w:color="auto" w:sz="4" w:space="0"/>
+            </w:tcBorders>
+            <w:shd w:val="clear" w:color="auto" w:fill="FFFFFF"/>
+            <w:vAlign w:val="center"/>
+          </w:tcPr>
+          <w:p>
+            <w:pPr>
+              <w:jc w:val="center"/>
+              <w:rPr>
+                <w:rFonts w:ascii="宋体" w:hAnsi="宋体"/>
+                <w:lang w:eastAsia="zh-CN"/>
+              </w:rPr>
+            </w:pPr>
+            <w:r>
+              <w:rPr>
+                <w:rFonts w:hint="eastAsia" w:ascii="宋体" w:hAnsi="宋体"/>
+                <w:lang w:eastAsia="zh-CN"/>
+              </w:rPr>
+              <w:t>信息化应用方法</w:t>
+            </w:r>
+          </w:p>
+        </w:tc>
+        <w:tc>
+          <w:tcPr>
+            <w:tcW w:w="7444" w:type="dxa"/>
+            <w:gridSpan w:val="4"/>
+            <w:tcBorders>
+              <w:top w:val="single" w:color="auto" w:sz="4" w:space="0"/>
+              <w:left w:val="single" w:color="auto" w:sz="4" w:space="0"/>
+              <w:bottom w:val="single" w:color="auto" w:sz="4" w:space="0"/>
+              <w:right w:val="single" w:color="auto" w:sz="4" w:space="0"/>
+            </w:tcBorders>
+            <w:shd w:val="clear" w:color="auto" w:fill="FFFFFF"/>
+            <w:vAlign w:val="center"/>
+          </w:tcPr>
+          <w:p>
+            <w:pPr>
+              <w:rPr>
+                <w:rFonts w:hint="eastAsia" w:ascii="宋体" w:hAnsi="宋体" w:eastAsia="宋体" w:cs="宋体"/>
+                <w:lang w:eastAsia="zh-CN"/>
+              </w:rPr>
+            </w:pPr>
+            <w:r>
+              <w:rPr>
+                <w:rFonts w:hint="eastAsia" w:ascii="宋体" w:hAnsi="宋体" w:eastAsia="宋体" w:cs="宋体"/>
+                <w:lang w:eastAsia="zh-CN"/>
+              </w:rPr>
+              <w:t>网络教学平台、视频、</w:t>
+            </w:r>
+            <w:r>
+              <w:rPr>
+                <w:rFonts w:hint="eastAsia" w:ascii="宋体" w:hAnsi="宋体" w:eastAsia="宋体" w:cs="宋体"/>
+                <w:lang w:val="en-US" w:eastAsia="zh-CN"/>
+              </w:rPr>
+              <w:t>开发板，</w:t>
+            </w:r>
+            <w:r>
+              <w:rPr>
+                <w:rFonts w:hint="eastAsia" w:ascii="宋体" w:hAnsi="宋体" w:eastAsia="宋体" w:cs="宋体"/>
+                <w:lang w:eastAsia="zh-CN"/>
+              </w:rPr>
+              <w:t>开展现场教学，通过项目任务驱动进行混合式教学；</w:t>
             </w:r>
           </w:p>
         </w:tc>
@@ -1519,11 +1592,59 @@
           </w:tblCellMar>
         </w:tblPrEx>
         <w:trPr>
-          <w:trHeight w:val="710" w:hRule="exact"/>
+          <w:trHeight w:val="610" w:hRule="atLeast"/>
         </w:trPr>
         <w:tc>
           <w:tcPr>
             <w:tcW w:w="2506" w:type="dxa"/>
+            <w:vMerge w:val="restart"/>
+            <w:tcBorders>
+              <w:top w:val="single" w:color="auto" w:sz="4" w:space="0"/>
+              <w:left w:val="single" w:color="auto" w:sz="4" w:space="0"/>
+              <w:right w:val="single" w:color="auto" w:sz="4" w:space="0"/>
+            </w:tcBorders>
+            <w:shd w:val="clear" w:color="auto" w:fill="FFFFFF"/>
+            <w:vAlign w:val="center"/>
+          </w:tcPr>
+          <w:p>
+            <w:pPr>
+              <w:jc w:val="center"/>
+              <w:rPr>
+                <w:rFonts w:ascii="宋体" w:hAnsi="宋体"/>
+                <w:b/>
+                <w:bCs/>
+              </w:rPr>
+            </w:pPr>
+            <w:r>
+              <w:rPr>
+                <w:rFonts w:hint="eastAsia" w:ascii="宋体" w:hAnsi="宋体"/>
+                <w:b/>
+                <w:bCs/>
+              </w:rPr>
+              <w:t>思政元素</w:t>
+            </w:r>
+          </w:p>
+          <w:p>
+            <w:pPr>
+              <w:jc w:val="center"/>
+              <w:rPr>
+                <w:rFonts w:ascii="宋体" w:hAnsi="宋体"/>
+                <w:lang w:eastAsia="zh-CN"/>
+              </w:rPr>
+            </w:pPr>
+            <w:r>
+              <w:rPr>
+                <w:rFonts w:hint="eastAsia" w:ascii="宋体" w:hAnsi="宋体"/>
+                <w:b/>
+                <w:bCs/>
+              </w:rPr>
+              <w:t>融合设计</w:t>
+            </w:r>
+          </w:p>
+        </w:tc>
+        <w:tc>
+          <w:tcPr>
+            <w:tcW w:w="2321" w:type="dxa"/>
             <w:tcBorders>
               <w:top w:val="single" w:color="auto" w:sz="4" w:space="0"/>
               <w:left w:val="single" w:color="auto" w:sz="4" w:space="0"/>
@@ -1537,23 +1658,23 @@
             <w:pPr>
               <w:jc w:val="center"/>
               <w:rPr>
-                <w:rFonts w:ascii="宋体" w:hAnsi="宋体"/>
-                <w:lang w:eastAsia="zh-CN"/>
-              </w:rPr>
-            </w:pPr>
-            <w:r>
-              <w:rPr>
-                <w:rFonts w:hint="eastAsia" w:ascii="宋体" w:hAnsi="宋体"/>
-                <w:lang w:eastAsia="zh-CN"/>
-              </w:rPr>
-              <w:t>信息化应用方法</w:t>
-            </w:r>
-          </w:p>
-        </w:tc>
-        <w:tc>
-          <w:tcPr>
-            <w:tcW w:w="7444" w:type="dxa"/>
-            <w:gridSpan w:val="4"/>
+                <w:rFonts w:hint="eastAsia" w:ascii="宋体" w:hAnsi="宋体" w:eastAsia="宋体" w:cs="宋体"/>
+                <w:lang w:eastAsia="zh-CN"/>
+              </w:rPr>
+            </w:pPr>
+            <w:r>
+              <w:rPr>
+                <w:rFonts w:hint="eastAsia" w:ascii="宋体" w:hAnsi="宋体" w:eastAsia="宋体" w:cs="宋体"/>
+                <w:lang w:eastAsia="zh-CN"/>
+              </w:rPr>
+              <w:t>思政元素</w:t>
+            </w:r>
+          </w:p>
+        </w:tc>
+        <w:tc>
+          <w:tcPr>
+            <w:tcW w:w="5123" w:type="dxa"/>
+            <w:gridSpan w:val="3"/>
             <w:tcBorders>
               <w:top w:val="single" w:color="auto" w:sz="4" w:space="0"/>
               <w:left w:val="single" w:color="auto" w:sz="4" w:space="0"/>
@@ -1565,6 +1686,7 @@
           </w:tcPr>
           <w:p>
             <w:pPr>
+              <w:jc w:val="center"/>
               <w:rPr>
                 <w:rFonts w:hint="eastAsia" w:ascii="宋体" w:hAnsi="宋体" w:eastAsia="宋体" w:cs="宋体"/>
                 <w:lang w:eastAsia="zh-CN"/>
@@ -1575,21 +1697,7 @@
                 <w:rFonts w:hint="eastAsia" w:ascii="宋体" w:hAnsi="宋体" w:eastAsia="宋体" w:cs="宋体"/>
                 <w:lang w:eastAsia="zh-CN"/>
               </w:rPr>
-              <w:t>网络教学平台、视频、</w:t>
-            </w:r>
-            <w:r>
-              <w:rPr>
-                <w:rFonts w:hint="eastAsia" w:ascii="宋体" w:hAnsi="宋体" w:eastAsia="宋体" w:cs="宋体"/>
-                <w:lang w:val="en-US" w:eastAsia="zh-CN"/>
-              </w:rPr>
-              <w:t>开发板，</w:t>
-            </w:r>
-            <w:r>
-              <w:rPr>
-                <w:rFonts w:hint="eastAsia" w:ascii="宋体" w:hAnsi="宋体" w:eastAsia="宋体" w:cs="宋体"/>
-                <w:lang w:eastAsia="zh-CN"/>
-              </w:rPr>
-              <w:t>开展现场教学，通过项目任务驱动进行混合式教学；</w:t>
+              <w:t>融入方式</w:t>
             </w:r>
           </w:p>
         </w:tc>
@@ -1604,6 +1712,7 @@
             <w:insideH w:val="single" w:color="auto" w:sz="4" w:space="0"/>
             <w:insideV w:val="single" w:color="auto" w:sz="4" w:space="0"/>
           </w:tblBorders>
+          <w:shd w:val="clear" w:color="auto" w:fill="FFFFFF"/>
           <w:tblCellMar>
             <w:top w:w="0" w:type="dxa"/>
             <w:left w:w="108" w:type="dxa"/>
@@ -1612,15 +1721,15 @@
           </w:tblCellMar>
         </w:tblPrEx>
         <w:trPr>
-          <w:trHeight w:val="610" w:hRule="atLeast"/>
+          <w:trHeight w:val="90" w:hRule="atLeast"/>
         </w:trPr>
         <w:tc>
           <w:tcPr>
             <w:tcW w:w="2506" w:type="dxa"/>
-            <w:vMerge w:val="restart"/>
+            <w:vMerge w:val="continue"/>
             <w:tcBorders>
-              <w:top w:val="single" w:color="auto" w:sz="4" w:space="0"/>
               <w:left w:val="single" w:color="auto" w:sz="4" w:space="0"/>
+              <w:bottom w:val="single" w:color="auto" w:sz="4" w:space="0"/>
               <w:right w:val="single" w:color="auto" w:sz="4" w:space="0"/>
             </w:tcBorders>
             <w:shd w:val="clear" w:color="auto" w:fill="FFFFFF"/>
@@ -1629,37 +1738,7 @@
           <w:p>
             <w:pPr>
               <w:jc w:val="center"/>
-              <w:rPr>
-                <w:rFonts w:ascii="宋体" w:hAnsi="宋体"/>
-                <w:b/>
-                <w:bCs/>
-              </w:rPr>
-            </w:pPr>
-            <w:r>
-              <w:rPr>
-                <w:rFonts w:hint="eastAsia" w:ascii="宋体" w:hAnsi="宋体"/>
-                <w:b/>
-                <w:bCs/>
-              </w:rPr>
-              <w:t>思政元素</w:t>
-            </w:r>
-          </w:p>
-          <w:p>
-            <w:pPr>
-              <w:jc w:val="center"/>
-              <w:rPr>
-                <w:rFonts w:ascii="宋体" w:hAnsi="宋体"/>
-                <w:lang w:eastAsia="zh-CN"/>
-              </w:rPr>
-            </w:pPr>
-            <w:r>
-              <w:rPr>
-                <w:rFonts w:hint="eastAsia" w:ascii="宋体" w:hAnsi="宋体"/>
-                <w:b/>
-                <w:bCs/>
-              </w:rPr>
-              <w:t>融合设计</w:t>
-            </w:r>
+            </w:pPr>
           </w:p>
         </w:tc>
         <w:tc>
@@ -1687,7 +1766,23 @@
                 <w:rFonts w:hint="eastAsia" w:ascii="宋体" w:hAnsi="宋体" w:eastAsia="宋体" w:cs="宋体"/>
                 <w:lang w:eastAsia="zh-CN"/>
               </w:rPr>
-              <w:t>思政元素</w:t>
+              <w:t>民族自豪感、</w:t>
+            </w:r>
+          </w:p>
+          <w:p>
+            <w:pPr>
+              <w:jc w:val="center"/>
+              <w:rPr>
+                <w:rFonts w:hint="eastAsia" w:ascii="宋体" w:hAnsi="宋体" w:eastAsia="宋体" w:cs="宋体"/>
+                <w:lang w:eastAsia="zh-CN"/>
+              </w:rPr>
+            </w:pPr>
+            <w:r>
+              <w:rPr>
+                <w:rFonts w:hint="eastAsia" w:ascii="宋体" w:hAnsi="宋体" w:eastAsia="宋体" w:cs="宋体"/>
+                <w:lang w:eastAsia="zh-CN"/>
+              </w:rPr>
+              <w:t>科技报国情怀</w:t>
             </w:r>
           </w:p>
         </w:tc>
@@ -1714,10 +1809,45 @@
             </w:pPr>
             <w:r>
               <w:rPr>
-                <w:rFonts w:hint="eastAsia" w:ascii="宋体" w:hAnsi="宋体" w:eastAsia="宋体" w:cs="宋体"/>
-                <w:lang w:eastAsia="zh-CN"/>
-              </w:rPr>
-              <w:t>融入方式</w:t>
+                <w:rFonts w:ascii="Helvetica" w:hAnsi="Helvetica" w:eastAsia="Helvetica" w:cs="Helvetica"/>
+                <w:i w:val="0"/>
+                <w:iCs w:val="0"/>
+                <w:caps w:val="0"/>
+                <w:color w:val="333333"/>
+                <w:spacing w:val="0"/>
+                <w:sz w:val="19"/>
+                <w:szCs w:val="19"/>
+                <w:shd w:val="clear" w:fill="FFFFFF"/>
+              </w:rPr>
+              <w:t>1. 讲解小凌派-RK2206搭配国产LCD模块（如ST7789V国产封装）在工业控制屏、智能家居面板中的应用，说明国产硬件生态的适配优势；</w:t>
+            </w:r>
+            <w:r>
+              <w:rPr>
+                <w:rFonts w:hint="default" w:ascii="Helvetica" w:hAnsi="Helvetica" w:eastAsia="Helvetica" w:cs="Helvetica"/>
+                <w:i w:val="0"/>
+                <w:iCs w:val="0"/>
+                <w:caps w:val="0"/>
+                <w:color w:val="333333"/>
+                <w:spacing w:val="0"/>
+                <w:sz w:val="19"/>
+                <w:szCs w:val="19"/>
+                <w:shd w:val="clear" w:fill="FFFFFF"/>
+              </w:rPr>
+              <w:br w:type="textWrapping"/>
+            </w:r>
+            <w:r>
+              <w:rPr>
+                <w:rFonts w:hint="default" w:ascii="Helvetica" w:hAnsi="Helvetica" w:eastAsia="Helvetica" w:cs="Helvetica"/>
+                <w:i w:val="0"/>
+                <w:iCs w:val="0"/>
+                <w:caps w:val="0"/>
+                <w:color w:val="333333"/>
+                <w:spacing w:val="0"/>
+                <w:sz w:val="19"/>
+                <w:szCs w:val="19"/>
+                <w:shd w:val="clear" w:fill="FFFFFF"/>
+              </w:rPr>
+              <w:t>2. 对比国外LCD驱动的专利壁垒，强调鸿蒙系统“LCD接口开源、底层可控”的价值，引导学生认同国产嵌入式生态。</w:t>
             </w:r>
           </w:p>
         </w:tc>
@@ -1732,155 +1862,7 @@
             <w:insideH w:val="single" w:color="auto" w:sz="4" w:space="0"/>
             <w:insideV w:val="single" w:color="auto" w:sz="4" w:space="0"/>
           </w:tblBorders>
-          <w:tblCellMar>
-            <w:top w:w="0" w:type="dxa"/>
-            <w:left w:w="108" w:type="dxa"/>
-            <w:bottom w:w="0" w:type="dxa"/>
-            <w:right w:w="108" w:type="dxa"/>
-          </w:tblCellMar>
-        </w:tblPrEx>
-        <w:trPr>
-          <w:trHeight w:val="90" w:hRule="atLeast"/>
-        </w:trPr>
-        <w:tc>
-          <w:tcPr>
-            <w:tcW w:w="2506" w:type="dxa"/>
-            <w:vMerge w:val="continue"/>
-            <w:tcBorders>
-              <w:left w:val="single" w:color="auto" w:sz="4" w:space="0"/>
-              <w:bottom w:val="single" w:color="auto" w:sz="4" w:space="0"/>
-              <w:right w:val="single" w:color="auto" w:sz="4" w:space="0"/>
-            </w:tcBorders>
-            <w:shd w:val="clear" w:color="auto" w:fill="FFFFFF"/>
-            <w:vAlign w:val="center"/>
-          </w:tcPr>
-          <w:p>
-            <w:pPr>
-              <w:jc w:val="center"/>
-            </w:pPr>
-          </w:p>
-        </w:tc>
-        <w:tc>
-          <w:tcPr>
-            <w:tcW w:w="2321" w:type="dxa"/>
-            <w:tcBorders>
-              <w:top w:val="single" w:color="auto" w:sz="4" w:space="0"/>
-              <w:left w:val="single" w:color="auto" w:sz="4" w:space="0"/>
-              <w:bottom w:val="single" w:color="auto" w:sz="4" w:space="0"/>
-              <w:right w:val="single" w:color="auto" w:sz="4" w:space="0"/>
-            </w:tcBorders>
-            <w:shd w:val="clear" w:color="auto" w:fill="FFFFFF"/>
-            <w:vAlign w:val="center"/>
-          </w:tcPr>
-          <w:p>
-            <w:pPr>
-              <w:jc w:val="center"/>
-              <w:rPr>
-                <w:rFonts w:hint="eastAsia" w:ascii="宋体" w:hAnsi="宋体" w:eastAsia="宋体" w:cs="宋体"/>
-                <w:lang w:eastAsia="zh-CN"/>
-              </w:rPr>
-            </w:pPr>
-            <w:r>
-              <w:rPr>
-                <w:rFonts w:hint="eastAsia" w:ascii="宋体" w:hAnsi="宋体" w:eastAsia="宋体" w:cs="宋体"/>
-                <w:lang w:eastAsia="zh-CN"/>
-              </w:rPr>
-              <w:t>民族自豪感、</w:t>
-            </w:r>
-          </w:p>
-          <w:p>
-            <w:pPr>
-              <w:jc w:val="center"/>
-              <w:rPr>
-                <w:rFonts w:hint="eastAsia" w:ascii="宋体" w:hAnsi="宋体" w:eastAsia="宋体" w:cs="宋体"/>
-                <w:lang w:eastAsia="zh-CN"/>
-              </w:rPr>
-            </w:pPr>
-            <w:r>
-              <w:rPr>
-                <w:rFonts w:hint="eastAsia" w:ascii="宋体" w:hAnsi="宋体" w:eastAsia="宋体" w:cs="宋体"/>
-                <w:lang w:eastAsia="zh-CN"/>
-              </w:rPr>
-              <w:t>科技报国情怀</w:t>
-            </w:r>
-          </w:p>
-        </w:tc>
-        <w:tc>
-          <w:tcPr>
-            <w:tcW w:w="5123" w:type="dxa"/>
-            <w:gridSpan w:val="3"/>
-            <w:tcBorders>
-              <w:top w:val="single" w:color="auto" w:sz="4" w:space="0"/>
-              <w:left w:val="single" w:color="auto" w:sz="4" w:space="0"/>
-              <w:bottom w:val="single" w:color="auto" w:sz="4" w:space="0"/>
-              <w:right w:val="single" w:color="auto" w:sz="4" w:space="0"/>
-            </w:tcBorders>
-            <w:shd w:val="clear" w:color="auto" w:fill="FFFFFF"/>
-            <w:vAlign w:val="center"/>
-          </w:tcPr>
-          <w:p>
-            <w:pPr>
-              <w:jc w:val="center"/>
-              <w:rPr>
-                <w:rFonts w:hint="eastAsia" w:ascii="宋体" w:hAnsi="宋体" w:eastAsia="宋体" w:cs="宋体"/>
-                <w:lang w:eastAsia="zh-CN"/>
-              </w:rPr>
-            </w:pPr>
-            <w:r>
-              <w:rPr>
-                <w:rFonts w:ascii="Helvetica" w:hAnsi="Helvetica" w:eastAsia="Helvetica" w:cs="Helvetica"/>
-                <w:i w:val="0"/>
-                <w:iCs w:val="0"/>
-                <w:caps w:val="0"/>
-                <w:color w:val="333333"/>
-                <w:spacing w:val="0"/>
-                <w:sz w:val="19"/>
-                <w:szCs w:val="19"/>
-                <w:shd w:val="clear" w:fill="FFFFFF"/>
-              </w:rPr>
-              <w:t>1. 讲解小凌派-RK2206搭配国产LCD模块（如ST7789V国产封装）在工业控制屏、智能家居面板中的应用，说明国产硬件生态的适配优势；</w:t>
-            </w:r>
-            <w:r>
-              <w:rPr>
-                <w:rFonts w:hint="default" w:ascii="Helvetica" w:hAnsi="Helvetica" w:eastAsia="Helvetica" w:cs="Helvetica"/>
-                <w:i w:val="0"/>
-                <w:iCs w:val="0"/>
-                <w:caps w:val="0"/>
-                <w:color w:val="333333"/>
-                <w:spacing w:val="0"/>
-                <w:sz w:val="19"/>
-                <w:szCs w:val="19"/>
-                <w:shd w:val="clear" w:fill="FFFFFF"/>
-              </w:rPr>
-              <w:br w:type="textWrapping"/>
-            </w:r>
-            <w:r>
-              <w:rPr>
-                <w:rFonts w:hint="default" w:ascii="Helvetica" w:hAnsi="Helvetica" w:eastAsia="Helvetica" w:cs="Helvetica"/>
-                <w:i w:val="0"/>
-                <w:iCs w:val="0"/>
-                <w:caps w:val="0"/>
-                <w:color w:val="333333"/>
-                <w:spacing w:val="0"/>
-                <w:sz w:val="19"/>
-                <w:szCs w:val="19"/>
-                <w:shd w:val="clear" w:fill="FFFFFF"/>
-              </w:rPr>
-              <w:t>2. 对比国外LCD驱动的专利壁垒，强调鸿蒙系统“LCD接口开源、底层可控”的价值，引导学生认同国产嵌入式生态。</w:t>
-            </w:r>
-          </w:p>
-        </w:tc>
-      </w:tr>
-      <w:tr>
-        <w:tblPrEx>
-          <w:tblBorders>
-            <w:top w:val="single" w:color="auto" w:sz="4" w:space="0"/>
-            <w:left w:val="single" w:color="auto" w:sz="4" w:space="0"/>
-            <w:bottom w:val="single" w:color="auto" w:sz="4" w:space="0"/>
-            <w:right w:val="single" w:color="auto" w:sz="4" w:space="0"/>
-            <w:insideH w:val="single" w:color="auto" w:sz="4" w:space="0"/>
-            <w:insideV w:val="single" w:color="auto" w:sz="4" w:space="0"/>
-          </w:tblBorders>
+          <w:shd w:val="clear" w:color="auto" w:fill="FFFFFF"/>
           <w:tblCellMar>
             <w:top w:w="0" w:type="dxa"/>
             <w:left w:w="108" w:type="dxa"/>
@@ -1932,6 +1914,7 @@
           </w:tcPr>
           <w:tbl>
             <w:tblPr>
+              <w:tblStyle w:val="8"/>
               <w:tblW w:w="20390" w:type="dxa"/>
               <w:tblInd w:w="-161" w:type="dxa"/>
               <w:tblBorders>
@@ -1965,12 +1948,6 @@
                   <w:insideV w:val="none" w:color="auto" w:sz="0" w:space="0"/>
                 </w:tblBorders>
                 <w:shd w:val="clear" w:color="auto" w:fill="FFFFFF"/>
-                <w:tblCellMar>
-                  <w:top w:w="15" w:type="dxa"/>
-                  <w:left w:w="15" w:type="dxa"/>
-                  <w:bottom w:w="15" w:type="dxa"/>
-                  <w:right w:w="15" w:type="dxa"/>
-                </w:tblCellMar>
               </w:tblPrEx>
               <w:tc>
                 <w:tcPr>
@@ -2019,7 +1996,6 @@
                       <w:kern w:val="0"/>
                       <w:sz w:val="19"/>
                       <w:szCs w:val="19"/>
-                      <w:bdr w:val="none" w:color="auto" w:sz="0" w:space="0"/>
                       <w:lang w:val="en-US" w:eastAsia="zh-CN" w:bidi="ar"/>
                     </w:rPr>
                     <w:br w:type="textWrapping"/>
@@ -2035,7 +2011,6 @@
                       <w:kern w:val="0"/>
                       <w:sz w:val="19"/>
                       <w:szCs w:val="19"/>
-                      <w:bdr w:val="none" w:color="auto" w:sz="0" w:space="0"/>
                       <w:lang w:val="en-US" w:eastAsia="zh-CN" w:bidi="ar"/>
                     </w:rPr>
                     <w:t>1. 实操任务：</w:t>
@@ -2051,7 +2026,6 @@
                       <w:kern w:val="0"/>
                       <w:sz w:val="19"/>
                       <w:szCs w:val="19"/>
-                      <w:bdr w:val="none" w:color="auto" w:sz="0" w:space="0"/>
                       <w:lang w:val="en-US" w:eastAsia="zh-CN" w:bidi="ar"/>
                     </w:rPr>
                     <w:br w:type="textWrapping"/>
@@ -2067,7 +2041,6 @@
                       <w:kern w:val="0"/>
                       <w:sz w:val="19"/>
                       <w:szCs w:val="19"/>
-                      <w:bdr w:val="none" w:color="auto" w:sz="0" w:space="0"/>
                       <w:lang w:val="en-US" w:eastAsia="zh-CN" w:bidi="ar"/>
                     </w:rPr>
                     <w:t>- 修改代码：用</w:t>
@@ -2084,7 +2057,6 @@
                       <w:kern w:val="0"/>
                       <w:sz w:val="17"/>
                       <w:szCs w:val="17"/>
-                      <w:bdr w:val="none" w:color="auto" w:sz="0" w:space="0"/>
                       <w:shd w:val="clear" w:fill="F0F0F0"/>
                       <w:lang w:val="en-US" w:eastAsia="zh-CN" w:bidi="ar"/>
                     </w:rPr>
@@ -2101,7 +2073,6 @@
                       <w:kern w:val="0"/>
                       <w:sz w:val="19"/>
                       <w:szCs w:val="19"/>
-                      <w:bdr w:val="none" w:color="auto" w:sz="0" w:space="0"/>
                       <w:lang w:val="en-US" w:eastAsia="zh-CN" w:bidi="ar"/>
                     </w:rPr>
                     <w:t>显示“物联网24XX班”，</w:t>
@@ -2118,7 +2089,6 @@
                       <w:kern w:val="0"/>
                       <w:sz w:val="17"/>
                       <w:szCs w:val="17"/>
-                      <w:bdr w:val="none" w:color="auto" w:sz="0" w:space="0"/>
                       <w:shd w:val="clear" w:fill="F0F0F0"/>
                       <w:lang w:val="en-US" w:eastAsia="zh-CN" w:bidi="ar"/>
                     </w:rPr>
@@ -2135,7 +2105,6 @@
                       <w:kern w:val="0"/>
                       <w:sz w:val="19"/>
                       <w:szCs w:val="19"/>
-                      <w:bdr w:val="none" w:color="auto" w:sz="0" w:space="0"/>
                       <w:lang w:val="en-US" w:eastAsia="zh-CN" w:bidi="ar"/>
                     </w:rPr>
                     <w:t>画半径10的圆，提交代码与LCD屏拍照；</w:t>
@@ -2151,7 +2120,6 @@
                       <w:kern w:val="0"/>
                       <w:sz w:val="19"/>
                       <w:szCs w:val="19"/>
-                      <w:bdr w:val="none" w:color="auto" w:sz="0" w:space="0"/>
                       <w:lang w:val="en-US" w:eastAsia="zh-CN" w:bidi="ar"/>
                     </w:rPr>
                     <w:br w:type="textWrapping"/>
@@ -2167,7 +2135,6 @@
                       <w:kern w:val="0"/>
                       <w:sz w:val="19"/>
                       <w:szCs w:val="19"/>
-                      <w:bdr w:val="none" w:color="auto" w:sz="0" w:space="0"/>
                       <w:lang w:val="en-US" w:eastAsia="zh-CN" w:bidi="ar"/>
                     </w:rPr>
                     <w:t>- 优化功能：调整字符串颜色（如字体红色、背景蓝色），验证颜色配置效果。</w:t>
@@ -2183,7 +2150,6 @@
                       <w:kern w:val="0"/>
                       <w:sz w:val="19"/>
                       <w:szCs w:val="19"/>
-                      <w:bdr w:val="none" w:color="auto" w:sz="0" w:space="0"/>
                       <w:lang w:val="en-US" w:eastAsia="zh-CN" w:bidi="ar"/>
                     </w:rPr>
                     <w:br w:type="textWrapping"/>
@@ -2199,7 +2165,6 @@
                       <w:kern w:val="0"/>
                       <w:sz w:val="19"/>
                       <w:szCs w:val="19"/>
-                      <w:bdr w:val="none" w:color="auto" w:sz="0" w:space="0"/>
                       <w:lang w:val="en-US" w:eastAsia="zh-CN" w:bidi="ar"/>
                     </w:rPr>
                     <w:t>2. 预习任务：</w:t>
@@ -2215,7 +2180,6 @@
                       <w:kern w:val="0"/>
                       <w:sz w:val="19"/>
                       <w:szCs w:val="19"/>
-                      <w:bdr w:val="none" w:color="auto" w:sz="0" w:space="0"/>
                       <w:lang w:val="en-US" w:eastAsia="zh-CN" w:bidi="ar"/>
                     </w:rPr>
                     <w:br w:type="textWrapping"/>
@@ -2231,7 +2195,6 @@
                       <w:kern w:val="0"/>
                       <w:sz w:val="19"/>
                       <w:szCs w:val="19"/>
-                      <w:bdr w:val="none" w:color="auto" w:sz="0" w:space="0"/>
                       <w:lang w:val="en-US" w:eastAsia="zh-CN" w:bidi="ar"/>
                     </w:rPr>
                     <w:t>- 阅读参考资料中“鸿蒙外设I2C温湿度传感器”章节，了解</w:t>
@@ -2248,7 +2211,6 @@
                       <w:kern w:val="0"/>
                       <w:sz w:val="17"/>
                       <w:szCs w:val="17"/>
-                      <w:bdr w:val="none" w:color="auto" w:sz="0" w:space="0"/>
                       <w:shd w:val="clear" w:fill="F0F0F0"/>
                       <w:lang w:val="en-US" w:eastAsia="zh-CN" w:bidi="ar"/>
                     </w:rPr>
@@ -2265,7 +2227,6 @@
                       <w:kern w:val="0"/>
                       <w:sz w:val="19"/>
                       <w:szCs w:val="19"/>
-                      <w:bdr w:val="none" w:color="auto" w:sz="0" w:space="0"/>
                       <w:lang w:val="en-US" w:eastAsia="zh-CN" w:bidi="ar"/>
                     </w:rPr>
                     <w:t>基本功能，为下次课程铺垫。</w:t>
@@ -2295,6 +2256,7 @@
             <w:insideH w:val="single" w:color="auto" w:sz="4" w:space="0"/>
             <w:insideV w:val="single" w:color="auto" w:sz="4" w:space="0"/>
           </w:tblBorders>
+          <w:shd w:val="clear" w:color="auto" w:fill="FFFFFF"/>
           <w:tblCellMar>
             <w:top w:w="0" w:type="dxa"/>
             <w:left w:w="108" w:type="dxa"/>
@@ -2966,7 +2928,6 @@
                 <w:spacing w:val="0"/>
                 <w:sz w:val="17"/>
                 <w:szCs w:val="17"/>
-                <w:bdr w:val="none" w:color="auto" w:sz="0" w:space="0"/>
                 <w:shd w:val="clear" w:fill="F0F0F0"/>
               </w:rPr>
               <w:t>lcd_show_string()</w:t>
@@ -4094,7 +4055,6 @@
                 <w:spacing w:val="0"/>
                 <w:sz w:val="17"/>
                 <w:szCs w:val="17"/>
-                <w:bdr w:val="none" w:color="auto" w:sz="0" w:space="0"/>
                 <w:shd w:val="clear" w:fill="F0F0F0"/>
               </w:rPr>
               <w:t>lcd_init()</w:t>
@@ -4124,7 +4084,6 @@
                 <w:spacing w:val="0"/>
                 <w:sz w:val="17"/>
                 <w:szCs w:val="17"/>
-                <w:bdr w:val="none" w:color="auto" w:sz="0" w:space="0"/>
                 <w:shd w:val="clear" w:fill="F0F0F0"/>
               </w:rPr>
               <w:t>lcd_show_string()</w:t>
@@ -4182,7 +4141,6 @@
                 <w:spacing w:val="0"/>
                 <w:sz w:val="17"/>
                 <w:szCs w:val="17"/>
-                <w:bdr w:val="none" w:color="auto" w:sz="0" w:space="0"/>
                 <w:shd w:val="clear" w:fill="F0F0F0"/>
               </w:rPr>
               <w:t>SpiIoInit()</w:t>
@@ -4586,7 +4544,6 @@
                 <w:spacing w:val="0"/>
                 <w:sz w:val="17"/>
                 <w:szCs w:val="17"/>
-                <w:bdr w:val="none" w:color="auto" w:sz="0" w:space="0"/>
                 <w:shd w:val="clear" w:fill="F0F0F0"/>
               </w:rPr>
               <w:t>b0_lcd</w:t>
@@ -5008,7 +4965,6 @@
                 <w:spacing w:val="0"/>
                 <w:sz w:val="17"/>
                 <w:szCs w:val="17"/>
-                <w:bdr w:val="none" w:color="auto" w:sz="0" w:space="0"/>
                 <w:shd w:val="clear" w:fill="F0F0F0"/>
               </w:rPr>
               <w:t>lcd_example()</w:t>
@@ -5038,7 +4994,6 @@
                 <w:spacing w:val="0"/>
                 <w:sz w:val="17"/>
                 <w:szCs w:val="17"/>
-                <w:bdr w:val="none" w:color="auto" w:sz="0" w:space="0"/>
                 <w:shd w:val="clear" w:fill="F0F0F0"/>
               </w:rPr>
               <w:t>lcd_task()</w:t>
@@ -5096,7 +5051,6 @@
                 <w:spacing w:val="0"/>
                 <w:sz w:val="17"/>
                 <w:szCs w:val="17"/>
-                <w:bdr w:val="none" w:color="auto" w:sz="0" w:space="0"/>
                 <w:shd w:val="clear" w:fill="F0F0F0"/>
               </w:rPr>
               <w:t>BUILD.gn</w:t>
@@ -5126,7 +5080,6 @@
                 <w:spacing w:val="0"/>
                 <w:sz w:val="17"/>
                 <w:szCs w:val="17"/>
-                <w:bdr w:val="none" w:color="auto" w:sz="0" w:space="0"/>
                 <w:shd w:val="clear" w:fill="F0F0F0"/>
               </w:rPr>
               <w:t>Makefile</w:t>
@@ -5184,7 +5137,6 @@
                 <w:spacing w:val="0"/>
                 <w:sz w:val="17"/>
                 <w:szCs w:val="17"/>
-                <w:bdr w:val="none" w:color="auto" w:sz="0" w:space="0"/>
                 <w:shd w:val="clear" w:fill="F0F0F0"/>
               </w:rPr>
               <w:t>SpiIoInit()</w:t>
@@ -5584,7 +5536,6 @@
                 <w:spacing w:val="0"/>
                 <w:sz w:val="17"/>
                 <w:szCs w:val="17"/>
-                <w:bdr w:val="none" w:color="auto" w:sz="0" w:space="0"/>
                 <w:shd w:val="clear" w:fill="F0F0F0"/>
               </w:rPr>
               <w:t>b0_lcd</w:t>
@@ -5642,7 +5593,6 @@
                 <w:spacing w:val="0"/>
                 <w:sz w:val="17"/>
                 <w:szCs w:val="17"/>
-                <w:bdr w:val="none" w:color="auto" w:sz="0" w:space="0"/>
                 <w:shd w:val="clear" w:fill="F0F0F0"/>
               </w:rPr>
               <w:t>lcd_show_string()</w:t>
@@ -5672,7 +5622,6 @@
                 <w:spacing w:val="0"/>
                 <w:sz w:val="17"/>
                 <w:szCs w:val="17"/>
-                <w:bdr w:val="none" w:color="auto" w:sz="0" w:space="0"/>
                 <w:shd w:val="clear" w:fill="F0F0F0"/>
               </w:rPr>
               <w:t>lcd_draw_rectangle()</w:t>
@@ -5730,7 +5679,6 @@
                 <w:spacing w:val="0"/>
                 <w:sz w:val="17"/>
                 <w:szCs w:val="17"/>
-                <w:bdr w:val="none" w:color="auto" w:sz="0" w:space="0"/>
                 <w:shd w:val="clear" w:fill="F0F0F0"/>
               </w:rPr>
               <w:t>BUILD.gn</w:t>
@@ -5760,7 +5708,6 @@
                 <w:spacing w:val="0"/>
                 <w:sz w:val="17"/>
                 <w:szCs w:val="17"/>
-                <w:bdr w:val="none" w:color="auto" w:sz="0" w:space="0"/>
                 <w:shd w:val="clear" w:fill="F0F0F0"/>
               </w:rPr>
               <w:t>Makefile</w:t>
@@ -6866,8 +6813,6 @@
               </w:rPr>
               <w:t>提供复习支持，帮助查漏补缺。</w:t>
             </w:r>
-            <w:bookmarkStart w:id="0" w:name="_GoBack"/>
-            <w:bookmarkEnd w:id="0"/>
           </w:p>
         </w:tc>
       </w:tr>
@@ -7008,7 +6953,7 @@
     <w:lsdException w:uiPriority="99" w:name="HTML Acronym"/>
     <w:lsdException w:uiPriority="99" w:name="HTML Address"/>
     <w:lsdException w:uiPriority="99" w:name="HTML Cite"/>
-    <w:lsdException w:uiPriority="99" w:name="HTML Code"/>
+    <w:lsdException w:qFormat="1" w:uiPriority="99" w:name="HTML Code"/>
     <w:lsdException w:uiPriority="99" w:name="HTML Definition"/>
     <w:lsdException w:uiPriority="99" w:name="HTML Keyboard"/>
     <w:lsdException w:uiPriority="99" w:name="HTML Preformatted"/>
@@ -7334,6 +7279,7 @@
     <w:basedOn w:val="9"/>
     <w:semiHidden/>
     <w:unhideWhenUsed/>
+    <w:qFormat/>
     <w:uiPriority w:val="99"/>
     <w:rPr>
       <w:rFonts w:ascii="Courier New" w:hAnsi="Courier New"/>

--- a/01-嵌入式操作系统及应用/01-教案/嵌入式操作系统及应用-14.docx
+++ b/01-嵌入式操作系统及应用/01-教案/嵌入式操作系统及应用-14.docx
@@ -119,6 +119,7 @@
             <w:insideH w:val="single" w:color="auto" w:sz="4" w:space="0"/>
             <w:insideV w:val="single" w:color="auto" w:sz="4" w:space="0"/>
           </w:tblBorders>
+          <w:shd w:val="clear" w:color="auto" w:fill="FFFFFF"/>
           <w:tblCellMar>
             <w:top w:w="0" w:type="dxa"/>
             <w:left w:w="108" w:type="dxa"/>
@@ -242,19 +243,253 @@
             </w:pPr>
             <w:r>
               <w:rPr>
-                <w:rFonts w:ascii="Segoe UI" w:hAnsi="Segoe UI" w:eastAsia="Segoe UI" w:cs="Segoe UI"/>
-                <w:i w:val="0"/>
-                <w:iCs w:val="0"/>
-                <w:caps w:val="0"/>
-                <w:spacing w:val="0"/>
-                <w:sz w:val="16"/>
-                <w:szCs w:val="16"/>
-                <w:shd w:val="clear" w:fill="FBFBFB"/>
-              </w:rPr>
-              <w:t>2025-11-14</w:t>
+                <w:rFonts w:ascii="Noto Sans SC" w:hAnsi="Noto Sans SC" w:eastAsia="Noto Sans SC" w:cs="Noto Sans SC"/>
+                <w:i w:val="0"/>
+                <w:iCs w:val="0"/>
+                <w:caps w:val="0"/>
+                <w:color w:val="000000"/>
+                <w:spacing w:val="0"/>
+                <w:sz w:val="14"/>
+                <w:szCs w:val="14"/>
+                <w:shd w:val="clear" w:fill="FFFFFF"/>
+              </w:rPr>
+              <w:t>2025-11-13</w:t>
             </w:r>
             <w:bookmarkStart w:id="0" w:name="_GoBack"/>
             <w:bookmarkEnd w:id="0"/>
+          </w:p>
+        </w:tc>
+      </w:tr>
+      <w:tr>
+        <w:tblPrEx>
+          <w:tblBorders>
+            <w:top w:val="single" w:color="auto" w:sz="4" w:space="0"/>
+            <w:left w:val="single" w:color="auto" w:sz="4" w:space="0"/>
+            <w:bottom w:val="single" w:color="auto" w:sz="4" w:space="0"/>
+            <w:right w:val="single" w:color="auto" w:sz="4" w:space="0"/>
+            <w:insideH w:val="single" w:color="auto" w:sz="4" w:space="0"/>
+            <w:insideV w:val="single" w:color="auto" w:sz="4" w:space="0"/>
+          </w:tblBorders>
+          <w:tblCellMar>
+            <w:top w:w="0" w:type="dxa"/>
+            <w:left w:w="108" w:type="dxa"/>
+            <w:bottom w:w="0" w:type="dxa"/>
+            <w:right w:w="108" w:type="dxa"/>
+          </w:tblCellMar>
+        </w:tblPrEx>
+        <w:trPr>
+          <w:trHeight w:val="567" w:hRule="exact"/>
+        </w:trPr>
+        <w:tc>
+          <w:tcPr>
+            <w:tcW w:w="2506" w:type="dxa"/>
+            <w:tcBorders>
+              <w:top w:val="single" w:color="auto" w:sz="4" w:space="0"/>
+              <w:left w:val="single" w:color="auto" w:sz="4" w:space="0"/>
+              <w:bottom w:val="single" w:color="auto" w:sz="4" w:space="0"/>
+              <w:right w:val="single" w:color="auto" w:sz="4" w:space="0"/>
+            </w:tcBorders>
+            <w:shd w:val="clear" w:color="auto" w:fill="FFFFFF"/>
+            <w:vAlign w:val="center"/>
+          </w:tcPr>
+          <w:p>
+            <w:pPr>
+              <w:jc w:val="center"/>
+              <w:rPr>
+                <w:rFonts w:ascii="宋体" w:hAnsi="宋体"/>
+              </w:rPr>
+            </w:pPr>
+            <w:r>
+              <w:rPr>
+                <w:rFonts w:hint="eastAsia" w:ascii="宋体" w:hAnsi="宋体"/>
+              </w:rPr>
+              <w:t>班    级</w:t>
+            </w:r>
+          </w:p>
+        </w:tc>
+        <w:tc>
+          <w:tcPr>
+            <w:tcW w:w="2892" w:type="dxa"/>
+            <w:gridSpan w:val="2"/>
+            <w:tcBorders>
+              <w:top w:val="single" w:color="auto" w:sz="4" w:space="0"/>
+              <w:left w:val="single" w:color="auto" w:sz="4" w:space="0"/>
+              <w:bottom w:val="single" w:color="auto" w:sz="4" w:space="0"/>
+              <w:right w:val="single" w:color="auto" w:sz="4" w:space="0"/>
+            </w:tcBorders>
+            <w:shd w:val="clear" w:color="auto" w:fill="FFFFFF"/>
+            <w:vAlign w:val="center"/>
+          </w:tcPr>
+          <w:p>
+            <w:pPr>
+              <w:jc w:val="center"/>
+              <w:rPr>
+                <w:rFonts w:hint="eastAsia" w:ascii="宋体" w:hAnsi="宋体" w:eastAsia="微软雅黑" w:cs="宋体"/>
+                <w:sz w:val="21"/>
+                <w:szCs w:val="21"/>
+                <w:lang w:val="en-US" w:eastAsia="zh-CN"/>
+              </w:rPr>
+            </w:pPr>
+            <w:r>
+              <w:rPr>
+                <w:rFonts w:hint="eastAsia" w:ascii="宋体" w:hAnsi="宋体" w:eastAsia="宋体" w:cs="宋体"/>
+                <w:sz w:val="21"/>
+                <w:szCs w:val="21"/>
+                <w:lang w:eastAsia="zh-CN"/>
+              </w:rPr>
+              <w:t>物联网241</w:t>
+            </w:r>
+            <w:r>
+              <w:rPr>
+                <w:rFonts w:hint="eastAsia" w:ascii="宋体" w:hAnsi="宋体" w:eastAsia="宋体" w:cs="宋体"/>
+                <w:sz w:val="21"/>
+                <w:szCs w:val="21"/>
+                <w:lang w:val="en-US" w:eastAsia="zh-CN"/>
+              </w:rPr>
+              <w:t>2</w:t>
+            </w:r>
+          </w:p>
+        </w:tc>
+        <w:tc>
+          <w:tcPr>
+            <w:tcW w:w="1588" w:type="dxa"/>
+            <w:tcBorders>
+              <w:top w:val="single" w:color="auto" w:sz="4" w:space="0"/>
+              <w:left w:val="single" w:color="auto" w:sz="4" w:space="0"/>
+              <w:bottom w:val="single" w:color="auto" w:sz="4" w:space="0"/>
+              <w:right w:val="single" w:color="auto" w:sz="4" w:space="0"/>
+            </w:tcBorders>
+            <w:shd w:val="clear" w:color="auto" w:fill="FFFFFF"/>
+            <w:vAlign w:val="center"/>
+          </w:tcPr>
+          <w:p>
+            <w:pPr>
+              <w:jc w:val="center"/>
+              <w:rPr>
+                <w:rFonts w:ascii="宋体" w:hAnsi="宋体"/>
+              </w:rPr>
+            </w:pPr>
+            <w:r>
+              <w:rPr>
+                <w:rFonts w:hint="eastAsia" w:ascii="宋体" w:hAnsi="宋体"/>
+              </w:rPr>
+              <w:t>课堂类型</w:t>
+            </w:r>
+          </w:p>
+        </w:tc>
+        <w:tc>
+          <w:tcPr>
+            <w:tcW w:w="2964" w:type="dxa"/>
+            <w:tcBorders>
+              <w:top w:val="single" w:color="auto" w:sz="4" w:space="0"/>
+              <w:left w:val="single" w:color="auto" w:sz="4" w:space="0"/>
+              <w:bottom w:val="single" w:color="auto" w:sz="4" w:space="0"/>
+              <w:right w:val="single" w:color="auto" w:sz="4" w:space="0"/>
+            </w:tcBorders>
+            <w:shd w:val="clear" w:color="auto" w:fill="FFFFFF"/>
+            <w:vAlign w:val="center"/>
+          </w:tcPr>
+          <w:p>
+            <w:pPr>
+              <w:jc w:val="center"/>
+              <w:rPr>
+                <w:rFonts w:hint="eastAsia" w:ascii="宋体" w:hAnsi="宋体" w:eastAsia="宋体" w:cs="宋体"/>
+                <w:sz w:val="21"/>
+                <w:szCs w:val="21"/>
+                <w:lang w:eastAsia="zh-CN"/>
+              </w:rPr>
+            </w:pPr>
+            <w:r>
+              <w:rPr>
+                <w:rFonts w:hint="eastAsia" w:ascii="宋体" w:hAnsi="宋体" w:eastAsia="宋体" w:cs="宋体"/>
+                <w:sz w:val="21"/>
+                <w:szCs w:val="21"/>
+                <w:lang w:val="en-US" w:eastAsia="zh-CN"/>
+              </w:rPr>
+              <w:t>一体化</w:t>
+            </w:r>
+          </w:p>
+        </w:tc>
+      </w:tr>
+      <w:tr>
+        <w:tblPrEx>
+          <w:tblBorders>
+            <w:top w:val="single" w:color="auto" w:sz="4" w:space="0"/>
+            <w:left w:val="single" w:color="auto" w:sz="4" w:space="0"/>
+            <w:bottom w:val="single" w:color="auto" w:sz="4" w:space="0"/>
+            <w:right w:val="single" w:color="auto" w:sz="4" w:space="0"/>
+            <w:insideH w:val="single" w:color="auto" w:sz="4" w:space="0"/>
+            <w:insideV w:val="single" w:color="auto" w:sz="4" w:space="0"/>
+          </w:tblBorders>
+          <w:tblCellMar>
+            <w:top w:w="0" w:type="dxa"/>
+            <w:left w:w="108" w:type="dxa"/>
+            <w:bottom w:w="0" w:type="dxa"/>
+            <w:right w:w="108" w:type="dxa"/>
+          </w:tblCellMar>
+        </w:tblPrEx>
+        <w:trPr>
+          <w:trHeight w:val="747" w:hRule="exact"/>
+        </w:trPr>
+        <w:tc>
+          <w:tcPr>
+            <w:tcW w:w="2506" w:type="dxa"/>
+            <w:tcBorders>
+              <w:top w:val="single" w:color="auto" w:sz="4" w:space="0"/>
+              <w:left w:val="single" w:color="auto" w:sz="4" w:space="0"/>
+              <w:bottom w:val="single" w:color="auto" w:sz="4" w:space="0"/>
+              <w:right w:val="single" w:color="auto" w:sz="4" w:space="0"/>
+            </w:tcBorders>
+            <w:shd w:val="clear" w:color="auto" w:fill="FFFFFF"/>
+            <w:vAlign w:val="center"/>
+          </w:tcPr>
+          <w:p>
+            <w:pPr>
+              <w:jc w:val="center"/>
+              <w:rPr>
+                <w:rFonts w:ascii="宋体" w:hAnsi="宋体"/>
+                <w:lang w:eastAsia="zh-CN"/>
+              </w:rPr>
+            </w:pPr>
+            <w:r>
+              <w:rPr>
+                <w:rFonts w:hint="eastAsia" w:ascii="宋体" w:hAnsi="宋体"/>
+                <w:lang w:eastAsia="zh-CN"/>
+              </w:rPr>
+              <w:t>教    材</w:t>
+            </w:r>
+          </w:p>
+        </w:tc>
+        <w:tc>
+          <w:tcPr>
+            <w:tcW w:w="7444" w:type="dxa"/>
+            <w:gridSpan w:val="4"/>
+            <w:tcBorders>
+              <w:top w:val="single" w:color="auto" w:sz="4" w:space="0"/>
+              <w:left w:val="single" w:color="auto" w:sz="4" w:space="0"/>
+              <w:bottom w:val="single" w:color="auto" w:sz="4" w:space="0"/>
+              <w:right w:val="single" w:color="auto" w:sz="4" w:space="0"/>
+            </w:tcBorders>
+            <w:shd w:val="clear" w:color="auto" w:fill="FFFFFF"/>
+            <w:vAlign w:val="center"/>
+          </w:tcPr>
+          <w:p>
+            <w:pPr>
+              <w:jc w:val="both"/>
+              <w:rPr>
+                <w:rFonts w:ascii="宋体" w:hAnsi="宋体"/>
+                <w:lang w:eastAsia="zh-CN"/>
+              </w:rPr>
+            </w:pPr>
+            <w:r>
+              <w:rPr>
+                <w:rFonts w:hint="eastAsia" w:ascii="宋体" w:hAnsi="宋体" w:eastAsia="宋体" w:cs="宋体"/>
+                <w:sz w:val="21"/>
+                <w:szCs w:val="21"/>
+                <w:lang w:eastAsia="zh-CN"/>
+              </w:rPr>
+              <w:t>OpenHarmony嵌入式系统原理与应用——基于RK2206芯片</w:t>
+            </w:r>
           </w:p>
         </w:tc>
       </w:tr>
@@ -269,231 +504,6 @@
             <w:insideV w:val="single" w:color="auto" w:sz="4" w:space="0"/>
           </w:tblBorders>
           <w:shd w:val="clear" w:color="auto" w:fill="FFFFFF"/>
-          <w:tblCellMar>
-            <w:top w:w="0" w:type="dxa"/>
-            <w:left w:w="108" w:type="dxa"/>
-            <w:bottom w:w="0" w:type="dxa"/>
-            <w:right w:w="108" w:type="dxa"/>
-          </w:tblCellMar>
-        </w:tblPrEx>
-        <w:trPr>
-          <w:trHeight w:val="567" w:hRule="exact"/>
-        </w:trPr>
-        <w:tc>
-          <w:tcPr>
-            <w:tcW w:w="2506" w:type="dxa"/>
-            <w:tcBorders>
-              <w:top w:val="single" w:color="auto" w:sz="4" w:space="0"/>
-              <w:left w:val="single" w:color="auto" w:sz="4" w:space="0"/>
-              <w:bottom w:val="single" w:color="auto" w:sz="4" w:space="0"/>
-              <w:right w:val="single" w:color="auto" w:sz="4" w:space="0"/>
-            </w:tcBorders>
-            <w:shd w:val="clear" w:color="auto" w:fill="FFFFFF"/>
-            <w:vAlign w:val="center"/>
-          </w:tcPr>
-          <w:p>
-            <w:pPr>
-              <w:jc w:val="center"/>
-              <w:rPr>
-                <w:rFonts w:ascii="宋体" w:hAnsi="宋体"/>
-              </w:rPr>
-            </w:pPr>
-            <w:r>
-              <w:rPr>
-                <w:rFonts w:hint="eastAsia" w:ascii="宋体" w:hAnsi="宋体"/>
-              </w:rPr>
-              <w:t>班    级</w:t>
-            </w:r>
-          </w:p>
-        </w:tc>
-        <w:tc>
-          <w:tcPr>
-            <w:tcW w:w="2892" w:type="dxa"/>
-            <w:gridSpan w:val="2"/>
-            <w:tcBorders>
-              <w:top w:val="single" w:color="auto" w:sz="4" w:space="0"/>
-              <w:left w:val="single" w:color="auto" w:sz="4" w:space="0"/>
-              <w:bottom w:val="single" w:color="auto" w:sz="4" w:space="0"/>
-              <w:right w:val="single" w:color="auto" w:sz="4" w:space="0"/>
-            </w:tcBorders>
-            <w:shd w:val="clear" w:color="auto" w:fill="FFFFFF"/>
-            <w:vAlign w:val="center"/>
-          </w:tcPr>
-          <w:p>
-            <w:pPr>
-              <w:jc w:val="center"/>
-              <w:rPr>
-                <w:rFonts w:hint="eastAsia" w:ascii="宋体" w:hAnsi="宋体" w:eastAsia="微软雅黑" w:cs="宋体"/>
-                <w:sz w:val="21"/>
-                <w:szCs w:val="21"/>
-                <w:lang w:val="en-US" w:eastAsia="zh-CN"/>
-              </w:rPr>
-            </w:pPr>
-            <w:r>
-              <w:rPr>
-                <w:rFonts w:hint="eastAsia" w:ascii="宋体" w:hAnsi="宋体" w:eastAsia="宋体" w:cs="宋体"/>
-                <w:sz w:val="21"/>
-                <w:szCs w:val="21"/>
-                <w:lang w:eastAsia="zh-CN"/>
-              </w:rPr>
-              <w:t>物联网2411</w:t>
-            </w:r>
-          </w:p>
-        </w:tc>
-        <w:tc>
-          <w:tcPr>
-            <w:tcW w:w="1588" w:type="dxa"/>
-            <w:tcBorders>
-              <w:top w:val="single" w:color="auto" w:sz="4" w:space="0"/>
-              <w:left w:val="single" w:color="auto" w:sz="4" w:space="0"/>
-              <w:bottom w:val="single" w:color="auto" w:sz="4" w:space="0"/>
-              <w:right w:val="single" w:color="auto" w:sz="4" w:space="0"/>
-            </w:tcBorders>
-            <w:shd w:val="clear" w:color="auto" w:fill="FFFFFF"/>
-            <w:vAlign w:val="center"/>
-          </w:tcPr>
-          <w:p>
-            <w:pPr>
-              <w:jc w:val="center"/>
-              <w:rPr>
-                <w:rFonts w:ascii="宋体" w:hAnsi="宋体"/>
-              </w:rPr>
-            </w:pPr>
-            <w:r>
-              <w:rPr>
-                <w:rFonts w:hint="eastAsia" w:ascii="宋体" w:hAnsi="宋体"/>
-              </w:rPr>
-              <w:t>课堂类型</w:t>
-            </w:r>
-          </w:p>
-        </w:tc>
-        <w:tc>
-          <w:tcPr>
-            <w:tcW w:w="2964" w:type="dxa"/>
-            <w:tcBorders>
-              <w:top w:val="single" w:color="auto" w:sz="4" w:space="0"/>
-              <w:left w:val="single" w:color="auto" w:sz="4" w:space="0"/>
-              <w:bottom w:val="single" w:color="auto" w:sz="4" w:space="0"/>
-              <w:right w:val="single" w:color="auto" w:sz="4" w:space="0"/>
-            </w:tcBorders>
-            <w:shd w:val="clear" w:color="auto" w:fill="FFFFFF"/>
-            <w:vAlign w:val="center"/>
-          </w:tcPr>
-          <w:p>
-            <w:pPr>
-              <w:jc w:val="center"/>
-              <w:rPr>
-                <w:rFonts w:hint="eastAsia" w:ascii="宋体" w:hAnsi="宋体" w:eastAsia="宋体" w:cs="宋体"/>
-                <w:sz w:val="21"/>
-                <w:szCs w:val="21"/>
-                <w:lang w:eastAsia="zh-CN"/>
-              </w:rPr>
-            </w:pPr>
-            <w:r>
-              <w:rPr>
-                <w:rFonts w:hint="eastAsia" w:ascii="宋体" w:hAnsi="宋体" w:eastAsia="宋体" w:cs="宋体"/>
-                <w:sz w:val="21"/>
-                <w:szCs w:val="21"/>
-                <w:lang w:val="en-US" w:eastAsia="zh-CN"/>
-              </w:rPr>
-              <w:t>一体化</w:t>
-            </w:r>
-          </w:p>
-        </w:tc>
-      </w:tr>
-      <w:tr>
-        <w:tblPrEx>
-          <w:tblBorders>
-            <w:top w:val="single" w:color="auto" w:sz="4" w:space="0"/>
-            <w:left w:val="single" w:color="auto" w:sz="4" w:space="0"/>
-            <w:bottom w:val="single" w:color="auto" w:sz="4" w:space="0"/>
-            <w:right w:val="single" w:color="auto" w:sz="4" w:space="0"/>
-            <w:insideH w:val="single" w:color="auto" w:sz="4" w:space="0"/>
-            <w:insideV w:val="single" w:color="auto" w:sz="4" w:space="0"/>
-          </w:tblBorders>
-          <w:shd w:val="clear" w:color="auto" w:fill="FFFFFF"/>
-          <w:tblCellMar>
-            <w:top w:w="0" w:type="dxa"/>
-            <w:left w:w="108" w:type="dxa"/>
-            <w:bottom w:w="0" w:type="dxa"/>
-            <w:right w:w="108" w:type="dxa"/>
-          </w:tblCellMar>
-        </w:tblPrEx>
-        <w:trPr>
-          <w:trHeight w:val="747" w:hRule="exact"/>
-        </w:trPr>
-        <w:tc>
-          <w:tcPr>
-            <w:tcW w:w="2506" w:type="dxa"/>
-            <w:tcBorders>
-              <w:top w:val="single" w:color="auto" w:sz="4" w:space="0"/>
-              <w:left w:val="single" w:color="auto" w:sz="4" w:space="0"/>
-              <w:bottom w:val="single" w:color="auto" w:sz="4" w:space="0"/>
-              <w:right w:val="single" w:color="auto" w:sz="4" w:space="0"/>
-            </w:tcBorders>
-            <w:shd w:val="clear" w:color="auto" w:fill="FFFFFF"/>
-            <w:vAlign w:val="center"/>
-          </w:tcPr>
-          <w:p>
-            <w:pPr>
-              <w:jc w:val="center"/>
-              <w:rPr>
-                <w:rFonts w:ascii="宋体" w:hAnsi="宋体"/>
-                <w:lang w:eastAsia="zh-CN"/>
-              </w:rPr>
-            </w:pPr>
-            <w:r>
-              <w:rPr>
-                <w:rFonts w:hint="eastAsia" w:ascii="宋体" w:hAnsi="宋体"/>
-                <w:lang w:eastAsia="zh-CN"/>
-              </w:rPr>
-              <w:t>教    材</w:t>
-            </w:r>
-          </w:p>
-        </w:tc>
-        <w:tc>
-          <w:tcPr>
-            <w:tcW w:w="7444" w:type="dxa"/>
-            <w:gridSpan w:val="4"/>
-            <w:tcBorders>
-              <w:top w:val="single" w:color="auto" w:sz="4" w:space="0"/>
-              <w:left w:val="single" w:color="auto" w:sz="4" w:space="0"/>
-              <w:bottom w:val="single" w:color="auto" w:sz="4" w:space="0"/>
-              <w:right w:val="single" w:color="auto" w:sz="4" w:space="0"/>
-            </w:tcBorders>
-            <w:shd w:val="clear" w:color="auto" w:fill="FFFFFF"/>
-            <w:vAlign w:val="center"/>
-          </w:tcPr>
-          <w:p>
-            <w:pPr>
-              <w:jc w:val="both"/>
-              <w:rPr>
-                <w:rFonts w:ascii="宋体" w:hAnsi="宋体"/>
-                <w:lang w:eastAsia="zh-CN"/>
-              </w:rPr>
-            </w:pPr>
-            <w:r>
-              <w:rPr>
-                <w:rFonts w:hint="eastAsia" w:ascii="宋体" w:hAnsi="宋体" w:eastAsia="宋体" w:cs="宋体"/>
-                <w:sz w:val="21"/>
-                <w:szCs w:val="21"/>
-                <w:lang w:eastAsia="zh-CN"/>
-              </w:rPr>
-              <w:t>OpenHarmony嵌入式系统原理与应用——基于RK2206芯片</w:t>
-            </w:r>
-          </w:p>
-        </w:tc>
-      </w:tr>
-      <w:tr>
-        <w:tblPrEx>
-          <w:tblBorders>
-            <w:top w:val="single" w:color="auto" w:sz="4" w:space="0"/>
-            <w:left w:val="single" w:color="auto" w:sz="4" w:space="0"/>
-            <w:bottom w:val="single" w:color="auto" w:sz="4" w:space="0"/>
-            <w:right w:val="single" w:color="auto" w:sz="4" w:space="0"/>
-            <w:insideH w:val="single" w:color="auto" w:sz="4" w:space="0"/>
-            <w:insideV w:val="single" w:color="auto" w:sz="4" w:space="0"/>
-          </w:tblBorders>
           <w:tblCellMar>
             <w:top w:w="0" w:type="dxa"/>
             <w:left w:w="108" w:type="dxa"/>
@@ -896,7 +906,6 @@
             <w:insideH w:val="single" w:color="auto" w:sz="4" w:space="0"/>
             <w:insideV w:val="single" w:color="auto" w:sz="4" w:space="0"/>
           </w:tblBorders>
-          <w:shd w:val="clear" w:color="auto" w:fill="FFFFFF"/>
           <w:tblCellMar>
             <w:top w:w="0" w:type="dxa"/>
             <w:left w:w="108" w:type="dxa"/>
@@ -1583,7 +1592,6 @@
             <w:insideH w:val="single" w:color="auto" w:sz="4" w:space="0"/>
             <w:insideV w:val="single" w:color="auto" w:sz="4" w:space="0"/>
           </w:tblBorders>
-          <w:shd w:val="clear" w:color="auto" w:fill="FFFFFF"/>
           <w:tblCellMar>
             <w:top w:w="0" w:type="dxa"/>
             <w:left w:w="108" w:type="dxa"/>
@@ -1712,7 +1720,6 @@
             <w:insideH w:val="single" w:color="auto" w:sz="4" w:space="0"/>
             <w:insideV w:val="single" w:color="auto" w:sz="4" w:space="0"/>
           </w:tblBorders>
-          <w:shd w:val="clear" w:color="auto" w:fill="FFFFFF"/>
           <w:tblCellMar>
             <w:top w:w="0" w:type="dxa"/>
             <w:left w:w="108" w:type="dxa"/>
@@ -1862,7 +1869,6 @@
             <w:insideH w:val="single" w:color="auto" w:sz="4" w:space="0"/>
             <w:insideV w:val="single" w:color="auto" w:sz="4" w:space="0"/>
           </w:tblBorders>
-          <w:shd w:val="clear" w:color="auto" w:fill="FFFFFF"/>
           <w:tblCellMar>
             <w:top w:w="0" w:type="dxa"/>
             <w:left w:w="108" w:type="dxa"/>
@@ -1948,6 +1954,12 @@
                   <w:insideV w:val="none" w:color="auto" w:sz="0" w:space="0"/>
                 </w:tblBorders>
                 <w:shd w:val="clear" w:color="auto" w:fill="FFFFFF"/>
+                <w:tblCellMar>
+                  <w:top w:w="15" w:type="dxa"/>
+                  <w:left w:w="15" w:type="dxa"/>
+                  <w:bottom w:w="15" w:type="dxa"/>
+                  <w:right w:w="15" w:type="dxa"/>
+                </w:tblCellMar>
               </w:tblPrEx>
               <w:tc>
                 <w:tcPr>
@@ -2256,7 +2268,6 @@
             <w:insideH w:val="single" w:color="auto" w:sz="4" w:space="0"/>
             <w:insideV w:val="single" w:color="auto" w:sz="4" w:space="0"/>
           </w:tblBorders>
-          <w:shd w:val="clear" w:color="auto" w:fill="FFFFFF"/>
           <w:tblCellMar>
             <w:top w:w="0" w:type="dxa"/>
             <w:left w:w="108" w:type="dxa"/>
@@ -3057,12 +3068,6 @@
             <w:insideH w:val="single" w:color="000000" w:themeColor="text1" w:sz="8" w:space="0"/>
             <w:insideV w:val="single" w:color="000000" w:themeColor="text1" w:sz="8" w:space="0"/>
           </w:tblBorders>
-          <w:tblCellMar>
-            <w:top w:w="0" w:type="dxa"/>
-            <w:left w:w="0" w:type="dxa"/>
-            <w:bottom w:w="0" w:type="dxa"/>
-            <w:right w:w="0" w:type="dxa"/>
-          </w:tblCellMar>
         </w:tblPrEx>
         <w:trPr>
           <w:trHeight w:val="779" w:hRule="atLeast"/>
